--- a/Project-Deliverables/Online_Quiz_System_SRS_Revised.docx
+++ b/Project-Deliverables/Online_Quiz_System_SRS_Revised.docx
@@ -41,7 +41,7 @@
     </w:p>
     <w:p>
       <w:pPr>
-        <w:pStyle w:val="Heading1"/>
+        <w:pStyle w:val="HeadingNoTOC"/>
         <w:spacing w:after="80"/>
         <w:jc w:val="center"/>
       </w:pPr>
@@ -314,7 +314,7 @@
     </w:p>
     <w:p>
       <w:pPr>
-        <w:pStyle w:val="Heading1"/>
+        <w:pStyle w:val="HeadingNoTOC"/>
         <w:spacing w:after="80"/>
       </w:pPr>
       <w:r>
@@ -629,66 +629,326 @@
     </w:p>
     <w:p>
       <w:pPr>
-        <w:spacing w:after="80"/>
+        <w:pStyle w:val="TOC1"/>
+        <w:tabs>
+          <w:tab w:val="right" w:leader="dot" w:pos="9782"/>
+        </w:tabs>
       </w:pPr>
       <w:r>
-        <w:t>1. Introduction</w:t>
+        <w:fldChar w:fldCharType="begin"/>
       </w:r>
+      <w:r>
+        <w:instrText xml:space="preserve"> TOC \o "1-1" \h \z \u </w:instrText>
+      </w:r>
+      <w:r>
+        <w:fldChar w:fldCharType="separate"/>
+      </w:r>
+      <w:hyperlink w:anchor="_Toc8100" w:history="1">
+        <w:r>
+          <w:t xml:space="preserve">1. Introduction</w:t>
+        </w:r>
+        <w:r>
+          <w:tab/>
+        </w:r>
+        <w:r>
+          <w:fldChar w:fldCharType="begin"/>
+        </w:r>
+        <w:r>
+          <w:instrText xml:space="preserve"> PAGEREF _Toc8100 \h </w:instrText>
+        </w:r>
+        <w:r>
+          <w:fldChar w:fldCharType="separate"/>
+        </w:r>
+        <w:r>
+          <w:t>3</w:t>
+        </w:r>
+        <w:r>
+          <w:fldChar w:fldCharType="end"/>
+        </w:r>
+      </w:hyperlink>
     </w:p>
     <w:p>
       <w:pPr>
-        <w:spacing w:after="80"/>
-      </w:pPr>
-      <w:r>
-        <w:t>2. Overall Description</w:t>
-      </w:r>
+        <w:pStyle w:val="TOC1"/>
+        <w:tabs>
+          <w:tab w:val="right" w:leader="dot" w:pos="9782"/>
+        </w:tabs>
+      </w:pPr>
+      <w:hyperlink w:anchor="_Toc8101" w:history="1">
+        <w:r>
+          <w:t xml:space="preserve">2. Overall Description</w:t>
+        </w:r>
+        <w:r>
+          <w:tab/>
+        </w:r>
+        <w:r>
+          <w:fldChar w:fldCharType="begin"/>
+        </w:r>
+        <w:r>
+          <w:instrText xml:space="preserve"> PAGEREF _Toc8101 \h </w:instrText>
+        </w:r>
+        <w:r>
+          <w:fldChar w:fldCharType="separate"/>
+        </w:r>
+        <w:r>
+          <w:t>3</w:t>
+        </w:r>
+        <w:r>
+          <w:fldChar w:fldCharType="end"/>
+        </w:r>
+      </w:hyperlink>
     </w:p>
     <w:p>
       <w:pPr>
-        <w:spacing w:after="80"/>
-      </w:pPr>
-      <w:r>
-        <w:t>3. External Interface Requirements</w:t>
-      </w:r>
+        <w:pStyle w:val="TOC1"/>
+        <w:tabs>
+          <w:tab w:val="right" w:leader="dot" w:pos="9782"/>
+        </w:tabs>
+      </w:pPr>
+      <w:hyperlink w:anchor="_Toc8102" w:history="1">
+        <w:r>
+          <w:t xml:space="preserve">3. External Interface Requirements</w:t>
+        </w:r>
+        <w:r>
+          <w:tab/>
+        </w:r>
+        <w:r>
+          <w:fldChar w:fldCharType="begin"/>
+        </w:r>
+        <w:r>
+          <w:instrText xml:space="preserve"> PAGEREF _Toc8102 \h </w:instrText>
+        </w:r>
+        <w:r>
+          <w:fldChar w:fldCharType="separate"/>
+        </w:r>
+        <w:r>
+          <w:t>4</w:t>
+        </w:r>
+        <w:r>
+          <w:fldChar w:fldCharType="end"/>
+        </w:r>
+      </w:hyperlink>
     </w:p>
     <w:p>
       <w:pPr>
-        <w:spacing w:after="80"/>
-      </w:pPr>
-      <w:r>
-        <w:t>4. System Features (Detailed)</w:t>
-      </w:r>
+        <w:pStyle w:val="TOC1"/>
+        <w:tabs>
+          <w:tab w:val="right" w:leader="dot" w:pos="9782"/>
+        </w:tabs>
+      </w:pPr>
+      <w:hyperlink w:anchor="_Toc8103" w:history="1">
+        <w:r>
+          <w:t xml:space="preserve">4. System Features (Detailed)</w:t>
+        </w:r>
+        <w:r>
+          <w:tab/>
+        </w:r>
+        <w:r>
+          <w:fldChar w:fldCharType="begin"/>
+        </w:r>
+        <w:r>
+          <w:instrText xml:space="preserve"> PAGEREF _Toc8103 \h </w:instrText>
+        </w:r>
+        <w:r>
+          <w:fldChar w:fldCharType="separate"/>
+        </w:r>
+        <w:r>
+          <w:t>4</w:t>
+        </w:r>
+        <w:r>
+          <w:fldChar w:fldCharType="end"/>
+        </w:r>
+      </w:hyperlink>
     </w:p>
     <w:p>
       <w:pPr>
-        <w:spacing w:after="80"/>
-      </w:pPr>
-      <w:r>
-        <w:t>5. Non-Functional Requirements</w:t>
-      </w:r>
+        <w:pStyle w:val="TOC1"/>
+        <w:tabs>
+          <w:tab w:val="right" w:leader="dot" w:pos="9782"/>
+        </w:tabs>
+      </w:pPr>
+      <w:hyperlink w:anchor="_Toc8104" w:history="1">
+        <w:r>
+          <w:t xml:space="preserve">5. Non-Functional Requirements</w:t>
+        </w:r>
+        <w:r>
+          <w:tab/>
+        </w:r>
+        <w:r>
+          <w:fldChar w:fldCharType="begin"/>
+        </w:r>
+        <w:r>
+          <w:instrText xml:space="preserve"> PAGEREF _Toc8104 \h </w:instrText>
+        </w:r>
+        <w:r>
+          <w:fldChar w:fldCharType="separate"/>
+        </w:r>
+        <w:r>
+          <w:t>7</w:t>
+        </w:r>
+        <w:r>
+          <w:fldChar w:fldCharType="end"/>
+        </w:r>
+      </w:hyperlink>
     </w:p>
     <w:p>
       <w:pPr>
-        <w:spacing w:after="80"/>
-      </w:pPr>
-      <w:r>
-        <w:t>6. Quality Attributes and Acceptance Tests</w:t>
-      </w:r>
+        <w:pStyle w:val="TOC1"/>
+        <w:tabs>
+          <w:tab w:val="right" w:leader="dot" w:pos="9782"/>
+        </w:tabs>
+      </w:pPr>
+      <w:hyperlink w:anchor="_Toc8105" w:history="1">
+        <w:r>
+          <w:t xml:space="preserve">6. Quality Attributes and Acceptance Tests</w:t>
+        </w:r>
+        <w:r>
+          <w:tab/>
+        </w:r>
+        <w:r>
+          <w:fldChar w:fldCharType="begin"/>
+        </w:r>
+        <w:r>
+          <w:instrText xml:space="preserve"> PAGEREF _Toc8105 \h </w:instrText>
+        </w:r>
+        <w:r>
+          <w:fldChar w:fldCharType="separate"/>
+        </w:r>
+        <w:r>
+          <w:t>8</w:t>
+        </w:r>
+        <w:r>
+          <w:fldChar w:fldCharType="end"/>
+        </w:r>
+      </w:hyperlink>
     </w:p>
     <w:p>
       <w:pPr>
-        <w:spacing w:after="80"/>
-      </w:pPr>
-      <w:r>
-        <w:t>7. System Models and Diagrams</w:t>
-      </w:r>
+        <w:pStyle w:val="TOC1"/>
+        <w:tabs>
+          <w:tab w:val="right" w:leader="dot" w:pos="9782"/>
+        </w:tabs>
+      </w:pPr>
+      <w:hyperlink w:anchor="_Toc8106" w:history="1">
+        <w:r>
+          <w:t xml:space="preserve">7. System Models and Diagrams</w:t>
+        </w:r>
+        <w:r>
+          <w:tab/>
+        </w:r>
+        <w:r>
+          <w:fldChar w:fldCharType="begin"/>
+        </w:r>
+        <w:r>
+          <w:instrText xml:space="preserve"> PAGEREF _Toc8106 \h </w:instrText>
+        </w:r>
+        <w:r>
+          <w:fldChar w:fldCharType="separate"/>
+        </w:r>
+        <w:r>
+          <w:t>9</w:t>
+        </w:r>
+        <w:r>
+          <w:fldChar w:fldCharType="end"/>
+        </w:r>
+      </w:hyperlink>
     </w:p>
     <w:p>
       <w:pPr>
-        <w:spacing w:after="80"/>
-      </w:pPr>
+        <w:pStyle w:val="TOC1"/>
+        <w:tabs>
+          <w:tab w:val="right" w:leader="dot" w:pos="9782"/>
+        </w:tabs>
+      </w:pPr>
+      <w:hyperlink w:anchor="_Toc8107" w:history="1">
+        <w:r>
+          <w:t xml:space="preserve">8. Requirements Traceability Matrix (RTM)</w:t>
+        </w:r>
+        <w:r>
+          <w:tab/>
+        </w:r>
+        <w:r>
+          <w:fldChar w:fldCharType="begin"/>
+        </w:r>
+        <w:r>
+          <w:instrText xml:space="preserve"> PAGEREF _Toc8107 \h </w:instrText>
+        </w:r>
+        <w:r>
+          <w:fldChar w:fldCharType="separate"/>
+        </w:r>
+        <w:r>
+          <w:t>10</w:t>
+        </w:r>
+        <w:r>
+          <w:fldChar w:fldCharType="end"/>
+        </w:r>
+      </w:hyperlink>
+    </w:p>
+    <w:p>
+      <w:pPr>
+        <w:pStyle w:val="TOC1"/>
+        <w:tabs>
+          <w:tab w:val="right" w:leader="dot" w:pos="9782"/>
+        </w:tabs>
+      </w:pPr>
+      <w:hyperlink w:anchor="_Toc8108" w:history="1">
+        <w:r>
+          <w:t xml:space="preserve">Appendix A. Suggested project structure</w:t>
+        </w:r>
+        <w:r>
+          <w:tab/>
+        </w:r>
+        <w:r>
+          <w:fldChar w:fldCharType="begin"/>
+        </w:r>
+        <w:r>
+          <w:instrText xml:space="preserve"> PAGEREF _Toc8108 \h </w:instrText>
+        </w:r>
+        <w:r>
+          <w:fldChar w:fldCharType="separate"/>
+        </w:r>
+        <w:r>
+          <w:t>10</w:t>
+        </w:r>
+        <w:r>
+          <w:fldChar w:fldCharType="end"/>
+        </w:r>
+      </w:hyperlink>
+    </w:p>
+    <w:p>
+      <w:pPr>
+        <w:pStyle w:val="TOC1"/>
+        <w:tabs>
+          <w:tab w:val="right" w:leader="dot" w:pos="9782"/>
+        </w:tabs>
+      </w:pPr>
+      <w:hyperlink w:anchor="_Toc8109" w:history="1">
+        <w:r>
+          <w:t xml:space="preserve">Appendix B. Team collaboration</w:t>
+        </w:r>
+        <w:r>
+          <w:tab/>
+        </w:r>
+        <w:r>
+          <w:fldChar w:fldCharType="begin"/>
+        </w:r>
+        <w:r>
+          <w:instrText xml:space="preserve"> PAGEREF _Toc8109 \h </w:instrText>
+        </w:r>
+        <w:r>
+          <w:fldChar w:fldCharType="separate"/>
+        </w:r>
+        <w:r>
+          <w:t>10</w:t>
+        </w:r>
+        <w:r>
+          <w:fldChar w:fldCharType="end"/>
+        </w:r>
+      </w:hyperlink>
+    </w:p>
+    <w:p>
       <w:r>
-        <w:t>8. Requirements Traceability Matrix</w:t>
+        <w:fldChar w:fldCharType="end"/>
       </w:r>
     </w:p>
     <w:p>
@@ -713,9 +973,11 @@
         <w:pStyle w:val="Heading1"/>
         <w:spacing w:after="80"/>
       </w:pPr>
+      <w:bookmarkStart w:id="500" w:name="_Toc8100"/>
       <w:r>
         <w:t>1. Introduction</w:t>
       </w:r>
+      <w:bookmarkEnd w:id="500"/>
     </w:p>
     <w:p>
       <w:pPr>
@@ -1054,9 +1316,11 @@
         <w:pStyle w:val="Heading1"/>
         <w:spacing w:after="80"/>
       </w:pPr>
+      <w:bookmarkStart w:id="501" w:name="_Toc8101"/>
       <w:r>
         <w:t>2. Overall Description</w:t>
       </w:r>
+      <w:bookmarkEnd w:id="501"/>
     </w:p>
     <w:p>
       <w:pPr>
@@ -1304,9 +1568,11 @@
         <w:pStyle w:val="Heading1"/>
         <w:spacing w:after="80"/>
       </w:pPr>
+      <w:bookmarkStart w:id="502" w:name="_Toc8102"/>
       <w:r>
         <w:t>3. External Interface Requirements</w:t>
       </w:r>
+      <w:bookmarkEnd w:id="502"/>
     </w:p>
     <w:p>
       <w:pPr>
@@ -1601,9 +1867,11 @@
         <w:pStyle w:val="Heading1"/>
         <w:spacing w:after="80"/>
       </w:pPr>
+      <w:bookmarkStart w:id="503" w:name="_Toc8103"/>
       <w:r>
         <w:t>4. System Features (Detailed)</w:t>
       </w:r>
+      <w:bookmarkEnd w:id="503"/>
     </w:p>
     <w:p>
       <w:pPr>
@@ -1665,7 +1933,22 @@
         <w:spacing w:after="80"/>
       </w:pPr>
       <w:r>
-        <w:t>FR-003 The system shall provide logout and invalidate the user session/token for subsequent protected API requests.\n    Acceptance: After logout, protected requests using the logged-out session are rejected.</w:t>
+        <w:rPr>
+          <w:b/>
+        </w:rPr>
+        <w:t xml:space="preserve">FR-003  </w:t>
+      </w:r>
+      <w:r>
+        <w:t xml:space="preserve">The system shall provide logout and invalidate the user session/token for subsequent protected API requests.</w:t>
+      </w:r>
+    </w:p>
+    <w:p>
+      <w:pPr>
+        <w:spacing w:after="80"/>
+        <w:ind w:left="360"/>
+      </w:pPr>
+      <w:r>
+        <w:t xml:space="preserve">Acceptance: After logout, protected requests using the logged-out session are rejected.</w:t>
       </w:r>
     </w:p>
     <w:p>
@@ -1788,7 +2071,7 @@
     </w:p>
     <w:p>
       <w:pPr>
-        <w:pStyle w:val="Heading1"/>
+        <w:pStyle w:val="Heading2"/>
         <w:spacing w:after="80"/>
       </w:pPr>
       <w:r>
@@ -1912,7 +2195,7 @@
     </w:p>
     <w:p>
       <w:pPr>
-        <w:pStyle w:val="Heading1"/>
+        <w:pStyle w:val="Heading2"/>
         <w:spacing w:after="80"/>
       </w:pPr>
       <w:r>
@@ -1924,7 +2207,22 @@
         <w:spacing w:after="80"/>
       </w:pPr>
       <w:r>
-        <w:t>FR-013 A student shall have at most one attempt record per quiz; an active attempt may be resumed until its deadline, but a finalized attempt cannot be restarted.\n    Acceptance: Concurrent start requests create at most one active attempt; a finalized attempt blocks another start.</w:t>
+        <w:rPr>
+          <w:b/>
+        </w:rPr>
+        <w:t xml:space="preserve">FR-013  </w:t>
+      </w:r>
+      <w:r>
+        <w:t xml:space="preserve">A student shall have at most one attempt record per quiz; an active attempt may be resumed until its deadline, but a finalized attempt cannot be restarted.</w:t>
+      </w:r>
+    </w:p>
+    <w:p>
+      <w:pPr>
+        <w:spacing w:after="80"/>
+        <w:ind w:left="360"/>
+      </w:pPr>
+      <w:r>
+        <w:t xml:space="preserve">Acceptance: Concurrent start requests create at most one active attempt; a finalized attempt blocks another start.</w:t>
       </w:r>
     </w:p>
     <w:p>
@@ -2061,7 +2359,7 @@
     </w:p>
     <w:p>
       <w:pPr>
-        <w:pStyle w:val="Heading1"/>
+        <w:pStyle w:val="Heading2"/>
         <w:spacing w:after="80"/>
       </w:pPr>
       <w:r>
@@ -2185,7 +2483,7 @@
     </w:p>
     <w:p>
       <w:pPr>
-        <w:pStyle w:val="Heading1"/>
+        <w:pStyle w:val="Heading2"/>
         <w:spacing w:after="80"/>
       </w:pPr>
       <w:r>
@@ -2263,7 +2561,7 @@
     </w:p>
     <w:p>
       <w:pPr>
-        <w:pStyle w:val="Heading1"/>
+        <w:pStyle w:val="Heading2"/>
         <w:spacing w:after="80"/>
       </w:pPr>
       <w:r>
@@ -2398,9 +2696,11 @@
         <w:pStyle w:val="Heading1"/>
         <w:spacing w:after="80"/>
       </w:pPr>
+      <w:bookmarkStart w:id="504" w:name="_Toc8104"/>
       <w:r>
         <w:t>5. Non-Functional Requirements</w:t>
       </w:r>
+      <w:bookmarkEnd w:id="504"/>
     </w:p>
     <w:p>
       <w:pPr>
@@ -2563,7 +2863,22 @@
         <w:spacing w:after="80"/>
       </w:pPr>
       <w:r>
-        <w:t>NFR-007 Automated test coverage shall meet at least 80% statement coverage for the agreed application-code scope, reported separately for frontend and backend.\n    Acceptance: Both coverage reports meet the configured threshold, or any exception is explicitly approved and documented.</w:t>
+        <w:rPr>
+          <w:b/>
+        </w:rPr>
+        <w:t xml:space="preserve">NFR-007  </w:t>
+      </w:r>
+      <w:r>
+        <w:t xml:space="preserve">Automated test coverage shall meet at least 80% statement coverage for the agreed application-code scope, reported separately for frontend and backend.</w:t>
+      </w:r>
+    </w:p>
+    <w:p>
+      <w:pPr>
+        <w:spacing w:after="80"/>
+        <w:ind w:left="360"/>
+      </w:pPr>
+      <w:r>
+        <w:t xml:space="preserve">Acceptance: Both coverage reports meet the configured threshold, or any exception is explicitly approved and documented.</w:t>
       </w:r>
     </w:p>
     <w:p>
@@ -2769,9 +3084,11 @@
         <w:pStyle w:val="Heading1"/>
         <w:spacing w:after="80"/>
       </w:pPr>
+      <w:bookmarkStart w:id="505" w:name="_Toc8105"/>
       <w:r>
         <w:t>6. Quality Attributes and Acceptance Tests</w:t>
       </w:r>
+      <w:bookmarkEnd w:id="505"/>
     </w:p>
     <w:p>
       <w:pPr>
@@ -3424,9 +3741,11 @@
         <w:pStyle w:val="Heading1"/>
         <w:spacing w:after="80"/>
       </w:pPr>
+      <w:bookmarkStart w:id="506" w:name="_Toc8106"/>
       <w:r>
         <w:t>7. System Models and Diagrams</w:t>
       </w:r>
+      <w:bookmarkEnd w:id="506"/>
     </w:p>
     <w:p>
       <w:pPr>
@@ -3553,9 +3872,11 @@
         <w:pStyle w:val="Heading1"/>
         <w:spacing w:after="80"/>
       </w:pPr>
+      <w:bookmarkStart w:id="507" w:name="_Toc8107"/>
       <w:r>
         <w:t>8. Requirements Traceability Matrix (RTM)</w:t>
       </w:r>
+      <w:bookmarkEnd w:id="507"/>
     </w:p>
     <w:p>
       <w:pPr>
@@ -4166,9 +4487,11 @@
         <w:pStyle w:val="Heading1"/>
         <w:spacing w:after="80"/>
       </w:pPr>
+      <w:bookmarkStart w:id="508" w:name="_Toc8108"/>
       <w:r>
         <w:t>Appendix A. Suggested project structure</w:t>
       </w:r>
+      <w:bookmarkEnd w:id="508"/>
     </w:p>
     <w:p>
       <w:pPr>
@@ -4183,9 +4506,11 @@
         <w:pStyle w:val="Heading1"/>
         <w:spacing w:after="80"/>
       </w:pPr>
+      <w:bookmarkStart w:id="509" w:name="_Toc8109"/>
       <w:r>
         <w:t>Appendix B. Team collaboration</w:t>
       </w:r>
+      <w:bookmarkEnd w:id="509"/>
     </w:p>
     <w:p>
       <w:pPr>
@@ -16288,6 +16613,28 @@
         <w:shd w:val="clear" w:color="auto" w:fill="FBCAA2" w:themeFill="accent6" w:themeFillTint="7F"/>
       </w:tcPr>
     </w:tblStylePr>
+  </w:style>
+  <w:style w:type="paragraph" w:customStyle="1" w:styleId="HeadingNoTOC">
+    <w:name w:val="Heading (not in contents)"/>
+    <w:basedOn w:val="Heading1"/>
+    <w:next w:val="Normal"/>
+    <w:qFormat/>
+    <w:pPr>
+      <w:outlineLvl w:val="9"/>
+    </w:pPr>
+  </w:style>
+  <w:style w:type="paragraph" w:styleId="TOC1">
+    <w:name w:val="toc 1"/>
+    <w:basedOn w:val="Normal"/>
+    <w:next w:val="Normal"/>
+    <w:uiPriority w:val="39"/>
+    <w:unhideWhenUsed/>
+    <w:pPr>
+      <w:tabs>
+        <w:tab w:val="right" w:leader="dot" w:pos="9782"/>
+      </w:tabs>
+      <w:spacing w:after="60"/>
+    </w:pPr>
   </w:style>
 </w:styles>
 </file>
